--- a/examples/datasets/doc/06-ipeadata-monthly.docx
+++ b/examples/datasets/doc/06-ipeadata-monthly.docx
@@ -873,7 +873,7 @@
               <a:graphicData uri="http://schemas.openxmlformats.org/drawingml/2006/picture">
                 <pic:pic>
                   <pic:nvPicPr>
-                    <pic:cNvPr descr="/home/gpca/tspredit/examples/datasets/doc/06-ipeadata-monthly_files/58464e1e2d417b83de26d5e3dabb0c19db4226f7.png" id="13" name="Picture"/>
+                    <pic:cNvPr descr="C:\Git\cefet-rj-dal\tspredit\examples\datasets\doc\06-ipeadata-monthly_files/dd0117d7f0889efdd15d2d23d529ac239b7d99ed.png" id="13" name="Picture"/>
                     <pic:cNvPicPr>
                       <a:picLocks noChangeArrowheads="1" noChangeAspect="1"/>
                     </pic:cNvPicPr>

--- a/examples/datasets/doc/06-ipeadata-monthly.docx
+++ b/examples/datasets/doc/06-ipeadata-monthly.docx
@@ -637,7 +637,16 @@
         <w:rPr>
           <w:rStyle w:val="VerbatimChar"/>
         </w:rPr>
-        <w:t xml:space="preserve">## [1] "BM12_ERC12"      "BM12_ERV12"      "IGP12_IGPDI12"   "FUNCEX12_MDPT12" "FUNCEX12_XPT12"  "PRECOS12_INPC12"</w:t>
+        <w:t xml:space="preserve">## [1] "BM12_ERC12"      "BM12_ERV12"      "IGP12_IGPDI12"   "FUNCEX12_MDPT12"</w:t>
+      </w:r>
+      <w:r>
+        <w:br/>
+      </w:r>
+      <w:r>
+        <w:rPr>
+          <w:rStyle w:val="VerbatimChar"/>
+        </w:rPr>
+        <w:t xml:space="preserve">## [5] "FUNCEX12_XPT12"  "PRECOS12_INPC12"</w:t>
       </w:r>
     </w:p>
     <w:p>
@@ -873,7 +882,7 @@
               <a:graphicData uri="http://schemas.openxmlformats.org/drawingml/2006/picture">
                 <pic:pic>
                   <pic:nvPicPr>
-                    <pic:cNvPr descr="C:\Git\cefet-rj-dal\tspredit\examples\datasets\doc\06-ipeadata-monthly_files/dd0117d7f0889efdd15d2d23d529ac239b7d99ed.png" id="13" name="Picture"/>
+                    <pic:cNvPr descr="C:\Git\dal\tspredit\examples\datasets\doc\06-ipeadata-monthly_files/dd0117d7f0889efdd15d2d23d529ac239b7d99ed.png" id="13" name="Picture"/>
                     <pic:cNvPicPr>
                       <a:picLocks noChangeArrowheads="1" noChangeAspect="1"/>
                     </pic:cNvPicPr>

--- a/examples/datasets/doc/06-ipeadata-monthly.docx
+++ b/examples/datasets/doc/06-ipeadata-monthly.docx
@@ -637,16 +637,7 @@
         <w:rPr>
           <w:rStyle w:val="VerbatimChar"/>
         </w:rPr>
-        <w:t xml:space="preserve">## [1] "BM12_ERC12"      "BM12_ERV12"      "IGP12_IGPDI12"   "FUNCEX12_MDPT12"</w:t>
-      </w:r>
-      <w:r>
-        <w:br/>
-      </w:r>
-      <w:r>
-        <w:rPr>
-          <w:rStyle w:val="VerbatimChar"/>
-        </w:rPr>
-        <w:t xml:space="preserve">## [5] "FUNCEX12_XPT12"  "PRECOS12_INPC12"</w:t>
+        <w:t xml:space="preserve">## [1] "BM12_ERC12"      "BM12_ERV12"      "IGP12_IGPDI12"   "FUNCEX12_MDPT12" "FUNCEX12_XPT12"  "PRECOS12_INPC12"</w:t>
       </w:r>
     </w:p>
     <w:p>

--- a/examples/datasets/doc/06-ipeadata-monthly.docx
+++ b/examples/datasets/doc/06-ipeadata-monthly.docx
@@ -873,7 +873,7 @@
               <a:graphicData uri="http://schemas.openxmlformats.org/drawingml/2006/picture">
                 <pic:pic>
                   <pic:nvPicPr>
-                    <pic:cNvPr descr="C:\Git\dal\tspredit\examples\datasets\doc\06-ipeadata-monthly_files/dd0117d7f0889efdd15d2d23d529ac239b7d99ed.png" id="13" name="Picture"/>
+                    <pic:cNvPr descr="/home/gpca/tspredit/examples/datasets/doc/06-ipeadata-monthly_files/58464e1e2d417b83de26d5e3dabb0c19db4226f7.png" id="13" name="Picture"/>
                     <pic:cNvPicPr>
                       <a:picLocks noChangeArrowheads="1" noChangeAspect="1"/>
                     </pic:cNvPicPr>
